--- a/courts/fourth-circuit/north-carolina/state/court-of-appeals/petition-for-review/usage/OUTPUT-petition-for-review.docx
+++ b/courts/fourth-circuit/north-carolina/state/court-of-appeals/petition-for-review/usage/OUTPUT-petition-for-review.docx
@@ -9261,6 +9261,7 @@
     <w:unhideWhenUsed/>
     <w:qFormat/>
     <w:pPr>
+      <w:keepLines/>
       <w:spacing w:before="0" w:after="140" w:line="276" w:lineRule="exact"/>
     </w:pPr>
     <w:rPr>

--- a/courts/fourth-circuit/north-carolina/state/court-of-appeals/petition-for-review/usage/OUTPUT-petition-for-review.docx
+++ b/courts/fourth-circuit/north-carolina/state/court-of-appeals/petition-for-review/usage/OUTPUT-petition-for-review.docx
@@ -721,13 +721,7 @@
         <w:pStyle w:val="BodyText"/>
       </w:pPr>
       <w:r>
-        <w:t xml:space="preserve">During their investigation of a potential appeal of the CPCN Order, NC WARN and The Climate Times discovered that there is a unique bond requirement for appeals from certificates of public convenience and necessity. That bond requirement is found in N.C. Gen. Stat. § 62</w:t>
-      </w:r>
-      <w:r>
-        <w:noBreakHyphen/>
-      </w:r>
-      <w:r>
-        <w:t xml:space="preserve">82(b), and requires appealing parties to post a bond sufficient to pay for damages incurred by a utility in the event that an unsuccessful appeal causes a delay in the initiation of construction.</w:t>
+        <w:t xml:space="preserve">During their investigation of a potential appeal of the CPCN Order, NC WARN and The Climate Times discovered that there is a unique bond requirement for appeals from certificates of public convenience and necessity. That bond requirement is found in N.C. Gen. Stat. § 62-⁠82(b), and requires appealing parties to post a bond sufficient to pay for damages incurred by a utility in the event that an unsuccessful appeal causes a delay in the initiation of construction.</w:t>
       </w:r>
     </w:p>
     <w:p>
@@ -759,13 +753,7 @@
         <w:pStyle w:val="BodyText"/>
       </w:pPr>
       <w:r>
-        <w:t xml:space="preserve">Among other things, the Petitioners’ Reply of 5 May 2016 called the Commission’s attention to the fact that DEP failed to substantiate any of its alleged damage estimates. (Ex I, ¶¶ 5</w:t>
-      </w:r>
-      <w:r>
-        <w:noBreakHyphen/>
-      </w:r>
-      <w:r>
-        <w:t xml:space="preserve">6). Also, the Reply reiterated that the Petitioners are not seeking an injunction or stay of the Commission’s CPCN Order granting DEP’s Application. Id. ¶ 3.</w:t>
+        <w:t xml:space="preserve">Among other things, the Petitioners’ Reply of 5 May 2016 called the Commission’s attention to the fact that DEP failed to substantiate any of its alleged damage estimates. (Ex I, ¶¶ 5-⁠6). Also, the Reply reiterated that the Petitioners are not seeking an injunction or stay of the Commission’s CPCN Order granting DEP’s Application. Id. ¶ 3.</w:t>
       </w:r>
     </w:p>
     <w:p>
@@ -1013,13 +1001,7 @@
         <w:pStyle w:val="BodyText"/>
       </w:pPr>
       <w:r>
-        <w:t xml:space="preserve">Appellate review of Commission decisions is governed by N.C. Gen. Stat. § 62</w:t>
-      </w:r>
-      <w:r>
-        <w:noBreakHyphen/>
-      </w:r>
-      <w:r>
-        <w:t xml:space="preserve">94, which provides that this Court may affirm or reverse the decision of the Commission, declare the same null and void, or remand the case for further proceedings; or it may reverse or modify the decision if the substantial rights of the appellants have been prejudiced because the Commission’s findings, inferences, conclusions or decisions are:</w:t>
+        <w:t xml:space="preserve">Appellate review of Commission decisions is governed by N.C. Gen. Stat. § 62-⁠94, which provides that this Court may affirm or reverse the decision of the Commission, declare the same null and void, or remand the case for further proceedings; or it may reverse or modify the decision if the substantial rights of the appellants have been prejudiced because the Commission’s findings, inferences, conclusions or decisions are:</w:t>
       </w:r>
     </w:p>
     <w:p>
@@ -1075,13 +1057,7 @@
         <w:pStyle w:val="BodyText"/>
       </w:pPr>
       <w:r>
-        <w:t xml:space="preserve">Id. § 62</w:t>
-      </w:r>
-      <w:r>
-        <w:noBreakHyphen/>
-      </w:r>
-      <w:r>
-        <w:t xml:space="preserve">94(b).</w:t>
+        <w:t xml:space="preserve">Id. § 62-⁠94(b).</w:t>
       </w:r>
     </w:p>
     <w:p>
@@ -1217,13 +1193,7 @@
         <w:pStyle w:val="BodyText"/>
       </w:pPr>
       <w:r>
-        <w:t xml:space="preserve">Before constructing these new natural gas-fired units, DEP must obtain a certificate of public convenience and necessity. According to the General Statutes, “no public utility or other person shall begin the construction of any . . . facility for the generation of electricity to be directly or indirectly used for the furnishing of public utility service . . . without first obtaining from the Commission a certificate that public convenience and necessity requires, or will require, such construction.” N.C. Gen. Stat. § 62</w:t>
-      </w:r>
-      <w:r>
-        <w:noBreakHyphen/>
-      </w:r>
-      <w:r>
-        <w:t xml:space="preserve">110.1(a).</w:t>
+        <w:t xml:space="preserve">Before constructing these new natural gas-fired units, DEP must obtain a certificate of public convenience and necessity. According to the General Statutes, “no public utility or other person shall begin the construction of any . . . facility for the generation of electricity to be directly or indirectly used for the furnishing of public utility service . . . without first obtaining from the Commission a certificate that public convenience and necessity requires, or will require, such construction.” N.C. Gen. Stat. § 62-⁠110.1(a).</w:t>
       </w:r>
     </w:p>
     <w:p>
@@ -1647,41 +1617,29 @@
         <w:noBreakHyphen/>
       </w:r>
       <w:r>
-        <w:t xml:space="preserve">110.1 which requires a showing of public convenience and necessity by the applicant.” State ex rel. Utils. Comm’n v. Empire Power Co., 112 N.C. App. 265, 278, 435 S.E.2d 553, 560 (1993) (emphasis in original). In assessing this need, the Commission shall consider the “applicant’s arrangements with other electric utilities for interchange of power, pooling of plant, purchase of power and other methods for providing reliable, efficient, and economical electric service.” N.C. Gen. Stat. § 62</w:t>
+        <w:t xml:space="preserve">110.1 which requires a showing of public convenience and necessity by the applicant.” State ex rel. Utils. Comm’n v. Empire Power Co., 112 N.C. App. 265, 278, 435 S.E.2d 553, 560 (1993) (emphasis in original). In assessing this need, the Commission shall consider the “applicant’s arrangements with other electric utilities for interchange of power, pooling of plant, purchase of power and other methods for providing reliable, efficient, and economical electric service.” N.C. Gen. Stat. § 62-⁠110.1(d). The Commission must “avoid the costly overbuilding of generation resources.” Empire Power Co., 112 N.C. App. at 278, 435 S.E.2d at 560 (emphasis added).</w:t>
+      </w:r>
+    </w:p>
+    <w:p>
+      <w:pPr>
+        <w:pStyle w:val="BodyText"/>
+      </w:pPr>
+      <w:r>
+        <w:t xml:space="preserve">There is no evidence in the record of DEP’s need for the proposed 560 MW of new natural gas-fired units in the Asheville area. NC WARN and The Climate Times submitted the affidavit of William E. Powers, “a consulting energy and environmental engineer with over 30 years of experience in the fields of power plant operations and environmental engineering.” (Ex E, Aff. of Powers ¶ 1). Mr. Powers reviewed the load forecasts of DEP and found that “there is no basis, based on actual [western North Carolina] summer and winter peak loads over the last eight years, to assume any summer or winter peak load growth over the next ten years.” Id. ¶ 9(d). Mr. Powers concluded that “the DEP projection that growth will increase and accelerate over the years . . . is unsupported by facts and divorced from the reality of static or declining actual peak loads.” Id.</w:t>
+      </w:r>
+    </w:p>
+    <w:p>
+      <w:pPr>
+        <w:pStyle w:val="BodyText"/>
+      </w:pPr>
+      <w:r>
+        <w:t xml:space="preserve">But even assuming DEP has need for additional capacity, Mr. Powers identified numerous means to create the additional capacity without the construction of these expensive natural gas-fired units: “Distributed generation, demand response (DR), energy efficiency (EE), combined heat and power (CHP), purchased power and solar should be relied upon to displace fossil fuel generation in the Duke Energy Progress Western (DEP-West) North Carolina region over the next 10</w:t>
       </w:r>
       <w:r>
         <w:noBreakHyphen/>
       </w:r>
       <w:r>
-        <w:t xml:space="preserve">110.1(d). The Commission must “avoid the costly overbuilding of generation resources.” Empire Power Co., 112 N.C. App. at 278, 435 S.E.2d at 560 (emphasis added).</w:t>
-      </w:r>
-    </w:p>
-    <w:p>
-      <w:pPr>
-        <w:pStyle w:val="BodyText"/>
-      </w:pPr>
-      <w:r>
-        <w:t xml:space="preserve">There is no evidence in the record of DEP’s need for the proposed 560 MW of new natural gas-fired units in the Asheville area. NC WARN and The Climate Times submitted the affidavit of William E. Powers, “a consulting energy and environmental engineer with over 30 years of experience in the fields of power plant operations and environmental engineering.” (Ex E, Aff. of Powers ¶ 1). Mr. Powers reviewed the load forecasts of DEP and found that “there is no basis, based on actual [western North Carolina] summer and winter peak loads over the last eight years, to assume any summer or winter peak load growth over the next ten years.” Id. ¶ 9(d). Mr. Powers concluded that “the DEP projection that growth will increase and accelerate over the years . . . is unsupported by facts and divorced from the reality of static or declining actual peak loads.” Id.</w:t>
-      </w:r>
-    </w:p>
-    <w:p>
-      <w:pPr>
-        <w:pStyle w:val="BodyText"/>
-      </w:pPr>
-      <w:r>
-        <w:t xml:space="preserve">But even assuming DEP has need for additional capacity, Mr. Powers identified numerous means to create the additional capacity without the construction of these expensive natural gas-fired units: “Distributed generation, demand response (DR), energy efficiency (EE), combined heat and power (CHP), purchased power and solar should be relied upon to displace fossil fuel generation in the Duke Energy Progress Western (DEP-West) North Carolina region over the next 10</w:t>
-      </w:r>
-      <w:r>
-        <w:noBreakHyphen/>
-      </w:r>
-      <w:r>
-        <w:t xml:space="preserve">15 years.” Id. ¶ 14. Indeed, a participant to the Commission docket, Columbia Energy, LLC, asserted that it has an existing natural gas-fired unit that can provide 523 MW of capacity and energy to DEP annually. Id. ¶ 16. The General Statutes expressly state that these alternatives to constructing new power plants are highly relevant. N.C. Gen. Stat. § 62</w:t>
-      </w:r>
-      <w:r>
-        <w:noBreakHyphen/>
-      </w:r>
-      <w:r>
-        <w:t xml:space="preserve">110.1(d).</w:t>
+        <w:t xml:space="preserve">15 years.” Id. ¶ 14. Indeed, a participant to the Commission docket, Columbia Energy, LLC, asserted that it has an existing natural gas-fired unit that can provide 523 MW of capacity and energy to DEP annually. Id. ¶ 16. The General Statutes expressly state that these alternatives to constructing new power plants are highly relevant. N.C. Gen. Stat. § 62-⁠110.1(d).</w:t>
       </w:r>
     </w:p>
     <w:p>
@@ -2029,13 +1987,7 @@
         <w:pStyle w:val="BodyText"/>
       </w:pPr>
       <w:r>
-        <w:t xml:space="preserve">The General Statutes state that the policy of North Carolina towards public utilities is “[t]o promote . . . economical utility service to all the citizens and residents of the State.” N.C. Gen. Stat. § 62</w:t>
-      </w:r>
-      <w:r>
-        <w:noBreakHyphen/>
-      </w:r>
-      <w:r>
-        <w:t xml:space="preserve">2(a)⁠(3). Recognizing this policy of economical utility service, this Court has held that “[t]he primary purpose of the [public convenience and necessity] statute is to provide for the orderly expansion of the State’s electric generating capacity in order to create the most reliable and economical power supply possible and to avoid the costly overbuilding of generation resources.” State ex rel. Utils. Comm’n v. Empire Power Co., 112 N.C. App. 265, 278, 435 S.E.2d 553, 560 (1993) (emphasis added).</w:t>
+        <w:t xml:space="preserve">The General Statutes state that the policy of North Carolina towards public utilities is “[t]o promote . . . economical utility service to all the citizens and residents of the State.” N.C. Gen. Stat. § 62-⁠2(a)⁠(3). Recognizing this policy of economical utility service, this Court has held that “[t]he primary purpose of the [public convenience and necessity] statute is to provide for the orderly expansion of the State’s electric generating capacity in order to create the most reliable and economical power supply possible and to avoid the costly overbuilding of generation resources.” State ex rel. Utils. Comm’n v. Empire Power Co., 112 N.C. App. 265, 278, 435 S.E.2d 553, 560 (1993) (emphasis added).</w:t>
       </w:r>
     </w:p>
     <w:p>
@@ -2043,13 +1995,7 @@
         <w:pStyle w:val="BodyText"/>
       </w:pPr>
       <w:r>
-        <w:t xml:space="preserve">DEP’s proposed two (2) natural gas-fired units are anything but economical. NC WARN and The Climate Times filed the Affidavit of J. David Hughes. (Ex E). Mr. Hughes is a geoscientist who has studied U.S. shale gas extensively and published multiple reports on future shale gas production potential. (Ex. E, Aff. of Hughes ¶ 1). According to Mr. Hughes, “50% of U.S. natural gas production is now shale gas.” Id. ¶ 3. Mr. Hughes notes that shale gas production is decreasing far quicker than present projections. Id. ¶¶ 4</w:t>
-      </w:r>
-      <w:r>
-        <w:noBreakHyphen/>
-      </w:r>
-      <w:r>
-        <w:t xml:space="preserve">10.</w:t>
+        <w:t xml:space="preserve">DEP’s proposed two (2) natural gas-fired units are anything but economical. NC WARN and The Climate Times filed the Affidavit of J. David Hughes. (Ex E). Mr. Hughes is a geoscientist who has studied U.S. shale gas extensively and published multiple reports on future shale gas production potential. (Ex. E, Aff. of Hughes ¶ 1). According to Mr. Hughes, “50% of U.S. natural gas production is now shale gas.” Id. ¶ 3. Mr. Hughes notes that shale gas production is decreasing far quicker than present projections. Id. ¶¶ 4-⁠10.</w:t>
       </w:r>
     </w:p>
     <w:p>
@@ -2361,13 +2307,7 @@
         <w:pStyle w:val="BodyText"/>
       </w:pPr>
       <w:r>
-        <w:t xml:space="preserve">The Public Utilities Act declares that the policy of this State is “[t]o encourage and promote harmony between public utilities, their users and the environment.” N.C. Gen. Stat. § 62</w:t>
-      </w:r>
-      <w:r>
-        <w:noBreakHyphen/>
-      </w:r>
-      <w:r>
-        <w:t xml:space="preserve">2(a)⁠(5) (emphasis added). Unfortunately, the record evidence in this proceeding shows that DEP’s proposed transition to natural-gas units is harmful to the environment.</w:t>
+        <w:t xml:space="preserve">The Public Utilities Act declares that the policy of this State is “[t]o encourage and promote harmony between public utilities, their users and the environment.” N.C. Gen. Stat. § 62-⁠2(a)⁠(5) (emphasis added). Unfortunately, the record evidence in this proceeding shows that DEP’s proposed transition to natural-gas units is harmful to the environment.</w:t>
       </w:r>
     </w:p>
     <w:p>
@@ -2375,13 +2315,7 @@
         <w:pStyle w:val="BodyText"/>
       </w:pPr>
       <w:r>
-        <w:t xml:space="preserve">One of NC WARN and The Climate Times’ experts before the Commission was Robert W. Howarth. (Ex E). Dr. Howarth is “an Earth system scientist and ecologist who has been a tenured faculty member at Cornell University . . . for the past 30 years.” (Ex E, Aff. of Howarth ¶ 1). Dr. Howarth testified by affidavit that natural gas impacts the environment, specifically global warming, in at least two (2) ways: the emission of CO2 when burned, and in the emission of methane. Id. ¶¶ 3</w:t>
-      </w:r>
-      <w:r>
-        <w:noBreakHyphen/>
-      </w:r>
-      <w:r>
-        <w:t xml:space="preserve">4. Methane is 86 times more potent than CO2 as a greenhouse gas. Id. ¶ 15. When considering natural gas’s emission of both CO2 and methane, “conventional natural gas and shale gas have larger greenhouse gas footprints than coal.” Id. ¶ 16. Indeed, “[t]he total greenhouse gas footprint for conventional natural gas is approximately 1.2 times greater than that for coal,” and “[f]or shale gas, the greenhouse gas footprint is approximately 2.7 times greater than that for coal.” Id.</w:t>
+        <w:t xml:space="preserve">One of NC WARN and The Climate Times’ experts before the Commission was Robert W. Howarth. (Ex E). Dr. Howarth is “an Earth system scientist and ecologist who has been a tenured faculty member at Cornell University . . . for the past 30 years.” (Ex E, Aff. of Howarth ¶ 1). Dr. Howarth testified by affidavit that natural gas impacts the environment, specifically global warming, in at least two (2) ways: the emission of CO2 when burned, and in the emission of methane. Id. ¶¶ 3-⁠4. Methane is 86 times more potent than CO2 as a greenhouse gas. Id. ¶ 15. When considering natural gas’s emission of both CO2 and methane, “conventional natural gas and shale gas have larger greenhouse gas footprints than coal.” Id. ¶ 16. Indeed, “[t]he total greenhouse gas footprint for conventional natural gas is approximately 1.2 times greater than that for coal,” and “[f]or shale gas, the greenhouse gas footprint is approximately 2.7 times greater than that for coal.” Id.</w:t>
       </w:r>
     </w:p>
     <w:p>
@@ -2825,73 +2759,61 @@
         <w:pStyle w:val="BodyText"/>
       </w:pPr>
       <w:r>
-        <w:t xml:space="preserve">N.C. Gen. Stat. § 62</w:t>
+        <w:t xml:space="preserve">N.C. Gen. Stat. § 62-⁠82(b) (emphasis added).</w:t>
+      </w:r>
+    </w:p>
+    <w:p>
+      <w:pPr>
+        <w:pStyle w:val="BodyText"/>
+      </w:pPr>
+      <w:r>
+        <w:t xml:space="preserve">To summarize, a party losing an appeal challenging a certificate of public convenience and necessity may be obligated to pay “damages, if any, which [the public utility] sustains.” Id. However, the damages are explicitly limited to damages related to “delay in beginning the construction of the facility which is occasioned by the appeal,” and these damages cannot include “legal fees, court costs, and other expenses incurred in connection with the appeal.” Id. Therefore, any bond obligation is limited to damages caused by “delay in beginning the construction of the facility.”</w:t>
+      </w:r>
+    </w:p>
+    <w:p>
+      <w:pPr>
+        <w:pStyle w:val="BodyText"/>
+      </w:pPr>
+      <w:r>
+        <w:t xml:space="preserve">Undersigned counsel is aware of no cases interpreting the bond statute, N.C. Gen. Stat. § 62-⁠82(b), at issue presently. However, this Court has reversed bond requirements in other contexts where the bond was not supported by evidence. For example, in Currituck Assocs. Res. P’ship v. Hollowell, 170 N.C. App. 399, 612 S.E.2d 386 (2005), the appellant asked for a stay pending appeal and accordingly requested a bond amount. In response, the appellee in Hollowell filed an affidavit stating that, if the stay is granted, it will be damaged by $1,369,040 per year. Id. 401, 612 S.E.2d at 388. The trial court ordered a $1 million bond and the appellant appealed. Id. This Court held that, “While the amount of the bond lies within the discretion of the trial court, we must determine whether the record contains evidence to support the trial court’s decision.” Id. at 402, 612 S.E.2d at 388. Because the appellee’s affidavit in Hollowell did not provide sufficient evidence to support a $1 million bond, this Court reversed the trial court and remanded for further bond proceedings. Id. at 404, 612 S.E.2d at 389.</w:t>
+      </w:r>
+    </w:p>
+    <w:p>
+      <w:pPr>
+        <w:pStyle w:val="BodyText"/>
+      </w:pPr>
+      <w:r>
+        <w:t xml:space="preserve">Just as in Hollowell, there is no record evidence supporting the $98 million bond required by the Commission. The Second Bond Order relied upon the following supposed delay-related damages: “The amount of $98 million represents $40 million in potential damages related to the cancellation costs of three major equipment contracts, $8 million in potential damages related to sunk development costs, and $50 million in increased project costs for the increased cost of labor and materials.” (Ex T, p 9). Yet each of these damages estimates is deficient and unsupported by the record.</w:t>
+      </w:r>
+    </w:p>
+    <w:p>
+      <w:pPr>
+        <w:pStyle w:val="BodyText"/>
+      </w:pPr>
+      <w:r>
+        <w:t xml:space="preserve">Consider first the estimate of $40 million in potential damages related to the cancellation of costs of three major equipment contacts. Neither the Commission nor DEP considers whether these contracts can be extended. Further, DEP signed these contracts on 31 May 2016, after NC WARN and The Climate Times filed a Notice of Appeal and Exceptions with the Commission challenging the CPCN Order. (Ex S, ¶ 5). Thus, when DEP signed these contracts, it was fully aware of NC WARN and The Climate Times’ challenge to the CPCN Order. To now claim that an appeal would result in breaches of these contracts is a self-created problem by DEP. DEP should not be permitted to sign contracts as a means of generating hypothetical damages that have the effect of establishing a prohibitive bond amount and thereby preventing appeals.</w:t>
+      </w:r>
+    </w:p>
+    <w:p>
+      <w:pPr>
+        <w:pStyle w:val="BodyText"/>
+      </w:pPr>
+      <w:r>
+        <w:t xml:space="preserve">As to the $8 million estimate for sunk development costs, DEP is exercising mere speculation. DEP’s witness testified: “My estimate would be is that if we were to delay the project for two years, we would have to rework a significant amount of this development effort . . . .” (Ex R, p 46). DEP did not testify, however, that all of these development costs would be sunk, or that development work to date could not be reused.</w:t>
+      </w:r>
+    </w:p>
+    <w:p>
+      <w:pPr>
+        <w:pStyle w:val="BodyText"/>
+      </w:pPr>
+      <w:r>
+        <w:t xml:space="preserve">Also unsupported is the $50 million estimate for increased project costs for the increased cost of labor and materials. DEP arrived at this number by assuming a 2.5 percent annual cost escalation over a 2-year appellate delay. (Ex R, p 48</w:t>
       </w:r>
       <w:r>
         <w:noBreakHyphen/>
       </w:r>
       <w:r>
-        <w:t xml:space="preserve">82(b) (emphasis added).</w:t>
-      </w:r>
-    </w:p>
-    <w:p>
-      <w:pPr>
-        <w:pStyle w:val="BodyText"/>
-      </w:pPr>
-      <w:r>
-        <w:t xml:space="preserve">To summarize, a party losing an appeal challenging a certificate of public convenience and necessity may be obligated to pay “damages, if any, which [the public utility] sustains.” Id. However, the damages are explicitly limited to damages related to “delay in beginning the construction of the facility which is occasioned by the appeal,” and these damages cannot include “legal fees, court costs, and other expenses incurred in connection with the appeal.” Id. Therefore, any bond obligation is limited to damages caused by “delay in beginning the construction of the facility.”</w:t>
-      </w:r>
-    </w:p>
-    <w:p>
-      <w:pPr>
-        <w:pStyle w:val="BodyText"/>
-      </w:pPr>
-      <w:r>
-        <w:t xml:space="preserve">Undersigned counsel is aware of no cases interpreting the bond statute, N.C. Gen. Stat. § 62</w:t>
-      </w:r>
-      <w:r>
-        <w:noBreakHyphen/>
-      </w:r>
-      <w:r>
-        <w:t xml:space="preserve">82(b), at issue presently. However, this Court has reversed bond requirements in other contexts where the bond was not supported by evidence. For example, in Currituck Assocs. Res. P’ship v. Hollowell, 170 N.C. App. 399, 612 S.E.2d 386 (2005), the appellant asked for a stay pending appeal and accordingly requested a bond amount. In response, the appellee in Hollowell filed an affidavit stating that, if the stay is granted, it will be damaged by $1,369,040 per year. Id. 401, 612 S.E.2d at 388. The trial court ordered a $1 million bond and the appellant appealed. Id. This Court held that, “While the amount of the bond lies within the discretion of the trial court, we must determine whether the record contains evidence to support the trial court’s decision.” Id. at 402, 612 S.E.2d at 388. Because the appellee’s affidavit in Hollowell did not provide sufficient evidence to support a $1 million bond, this Court reversed the trial court and remanded for further bond proceedings. Id. at 404, 612 S.E.2d at 389.</w:t>
-      </w:r>
-    </w:p>
-    <w:p>
-      <w:pPr>
-        <w:pStyle w:val="BodyText"/>
-      </w:pPr>
-      <w:r>
-        <w:t xml:space="preserve">Just as in Hollowell, there is no record evidence supporting the $98 million bond required by the Commission. The Second Bond Order relied upon the following supposed delay-related damages: “The amount of $98 million represents $40 million in potential damages related to the cancellation costs of three major equipment contracts, $8 million in potential damages related to sunk development costs, and $50 million in increased project costs for the increased cost of labor and materials.” (Ex T, p 9). Yet each of these damages estimates is deficient and unsupported by the record.</w:t>
-      </w:r>
-    </w:p>
-    <w:p>
-      <w:pPr>
-        <w:pStyle w:val="BodyText"/>
-      </w:pPr>
-      <w:r>
-        <w:t xml:space="preserve">Consider first the estimate of $40 million in potential damages related to the cancellation of costs of three major equipment contacts. Neither the Commission nor DEP considers whether these contracts can be extended. Further, DEP signed these contracts on 31 May 2016, after NC WARN and The Climate Times filed a Notice of Appeal and Exceptions with the Commission challenging the CPCN Order. (Ex S, ¶ 5). Thus, when DEP signed these contracts, it was fully aware of NC WARN and The Climate Times’ challenge to the CPCN Order. To now claim that an appeal would result in breaches of these contracts is a self-created problem by DEP. DEP should not be permitted to sign contracts as a means of generating hypothetical damages that have the effect of establishing a prohibitive bond amount and thereby preventing appeals.</w:t>
-      </w:r>
-    </w:p>
-    <w:p>
-      <w:pPr>
-        <w:pStyle w:val="BodyText"/>
-      </w:pPr>
-      <w:r>
-        <w:t xml:space="preserve">As to the $8 million estimate for sunk development costs, DEP is exercising mere speculation. DEP’s witness testified: “My estimate would be is that if we were to delay the project for two years, we would have to rework a significant amount of this development effort . . . .” (Ex R, p 46). DEP did not testify, however, that all of these development costs would be sunk, or that development work to date could not be reused.</w:t>
-      </w:r>
-    </w:p>
-    <w:p>
-      <w:pPr>
-        <w:pStyle w:val="BodyText"/>
-      </w:pPr>
-      <w:r>
-        <w:t xml:space="preserve">Also unsupported is the $50 million estimate for increased project costs for the increased cost of labor and materials. DEP arrived at this number by assuming a 2.5 percent annual cost escalation over a 2-year appellate delay. (Ex R, p 48</w:t>
-      </w:r>
-      <w:r>
-        <w:noBreakHyphen/>
-      </w:r>
-      <w:r>
-        <w:t xml:space="preserve">49). However, NC WARN and The Climate Times submitted an Affidavit from William E. Powers, a consulting and environmental engineer with over 30 years of experience in power plant operations and environmental engineering. (Ex S, ¶ 1). Mr. Powers testified that “industrial construction costs are lower in 2016 than they were in 2014,” and “[t]he current trend in plant construction costs . . . is negative.” Id. ¶ 7. Thus, “[a] 24-month delay may in fact save DEP substantial money.” Id. No evidence in the record contradicts Mr. Powers’s testimony, yet the Commission accepted DEP’s $50 million estimate without question.</w:t>
+        <w:t xml:space="preserve">49). However, NC WARN and The Climate Times submitted an Affidavit from William E. Powers, a consulting and environmental engineer with over 30 years of experience in power plant operations and environmental engineering. (Ex S, ¶ 1). Mr. Powers testified that “industrial construction costs are lower in 2016 than they were in 2014,” and “[t]he current trend in plant construction costs . . . is negative.” Id. ¶ 7. Thus, “[a] 24-month delay may in fact save DEP substantial money.” Id. No evidence in the record contradicts Mr. Powers’s testimony, yet the Commission accepted DEP’s $50 million estimate without question.</w:t>
       </w:r>
     </w:p>
     <w:p>
@@ -9512,6 +9434,33 @@
     <w:pPr>
       <w:spacing w:before="0" w:after="0" w:line="276" w:lineRule="exact"/>
       <w:ind w:left="2160" w:hanging="720"/>
+    </w:pPr>
+  </w:style>
+  <w:style w:type="paragraph" w:customStyle="1" w:styleId="XdQuoteList1">
+    <w:name w:val="Xd Quote List 1"/>
+    <w:basedOn w:val="Normal"/>
+    <w:qFormat/>
+    <w:pPr>
+      <w:spacing w:before="0" w:after="0" w:line="276" w:lineRule="exact"/>
+      <w:ind w:left="1440" w:right="720" w:hanging="720"/>
+    </w:pPr>
+  </w:style>
+  <w:style w:type="paragraph" w:customStyle="1" w:styleId="XdQuoteList2">
+    <w:name w:val="Xd Quote List 2"/>
+    <w:basedOn w:val="Normal"/>
+    <w:qFormat/>
+    <w:pPr>
+      <w:spacing w:before="0" w:after="0" w:line="276" w:lineRule="exact"/>
+      <w:ind w:left="2160" w:right="720" w:hanging="720"/>
+    </w:pPr>
+  </w:style>
+  <w:style w:type="paragraph" w:customStyle="1" w:styleId="XdQuoteList3">
+    <w:name w:val="Xd Quote List 3"/>
+    <w:basedOn w:val="Normal"/>
+    <w:qFormat/>
+    <w:pPr>
+      <w:spacing w:before="0" w:after="0" w:line="276" w:lineRule="exact"/>
+      <w:ind w:left="2880" w:right="720" w:hanging="720"/>
     </w:pPr>
   </w:style>
   <w:style w:type="paragraph" w:customStyle="1" w:styleId="XdList1">

--- a/courts/fourth-circuit/north-carolina/state/court-of-appeals/petition-for-review/usage/OUTPUT-petition-for-review.docx
+++ b/courts/fourth-circuit/north-carolina/state/court-of-appeals/petition-for-review/usage/OUTPUT-petition-for-review.docx
@@ -1193,7 +1193,7 @@
         <w:pStyle w:val="BodyText"/>
       </w:pPr>
       <w:r>
-        <w:t xml:space="preserve">Before constructing these new natural gas-fired units, DEP must obtain a certificate of public convenience and necessity. According to the General Statutes, “no public utility or other person shall begin the construction of any . . . facility for the generation of electricity to be directly or indirectly used for the furnishing of public utility service . . . without first obtaining from the Commission a certificate that public convenience and necessity requires, or will require, such construction.” N.C. Gen. Stat. § 62-⁠110.1(a).</w:t>
+        <w:t xml:space="preserve">Before constructing these new natural gas-fired units, DEP must obtain a certificate of public convenience and necessity. According to the General Statutes, “no public utility or other person shall begin the construction of any ⁠. ⁠. ⁠. facility for the generation of electricity to be directly or indirectly used for the furnishing of public utility service ⁠. ⁠. ⁠. without first obtaining from the Commission a certificate that public convenience and necessity requires, or will require, such construction.” N.C. Gen. Stat. § 62-⁠110.1(a).</w:t>
       </w:r>
     </w:p>
     <w:p>
@@ -1625,7 +1625,7 @@
         <w:pStyle w:val="BodyText"/>
       </w:pPr>
       <w:r>
-        <w:t xml:space="preserve">There is no evidence in the record of DEP’s need for the proposed 560 MW of new natural gas-fired units in the Asheville area. NC WARN and The Climate Times submitted the affidavit of William E. Powers, “a consulting energy and environmental engineer with over 30 years of experience in the fields of power plant operations and environmental engineering.” (Ex E, Aff. of Powers ¶ 1). Mr. Powers reviewed the load forecasts of DEP and found that “there is no basis, based on actual [western North Carolina] summer and winter peak loads over the last eight years, to assume any summer or winter peak load growth over the next ten years.” Id. ¶ 9(d). Mr. Powers concluded that “the DEP projection that growth will increase and accelerate over the years . . . is unsupported by facts and divorced from the reality of static or declining actual peak loads.” Id.</w:t>
+        <w:t xml:space="preserve">There is no evidence in the record of DEP’s need for the proposed 560 MW of new natural gas-fired units in the Asheville area. NC WARN and The Climate Times submitted the affidavit of William E. Powers, “a consulting energy and environmental engineer with over 30 years of experience in the fields of power plant operations and environmental engineering.” (Ex E, Aff. of Powers ¶ 1). Mr. Powers reviewed the load forecasts of DEP and found that “there is no basis, based on actual [western North Carolina] summer and winter peak loads over the last eight years, to assume any summer or winter peak load growth over the next ten years.” Id. ¶ 9(d). Mr. Powers concluded that “the DEP projection that growth will increase and accelerate over the years ⁠. ⁠. ⁠. is unsupported by facts and divorced from the reality of static or declining actual peak loads.” Id.</w:t>
       </w:r>
     </w:p>
     <w:p>
@@ -1987,7 +1987,7 @@
         <w:pStyle w:val="BodyText"/>
       </w:pPr>
       <w:r>
-        <w:t xml:space="preserve">The General Statutes state that the policy of North Carolina towards public utilities is “[t]o promote . . . economical utility service to all the citizens and residents of the State.” N.C. Gen. Stat. § 62-⁠2(a)⁠(3). Recognizing this policy of economical utility service, this Court has held that “[t]he primary purpose of the [public convenience and necessity] statute is to provide for the orderly expansion of the State’s electric generating capacity in order to create the most reliable and economical power supply possible and to avoid the costly overbuilding of generation resources.” State ex rel. Utils. Comm’n v. Empire Power Co., 112 N.C. App. 265, 278, 435 S.E.2d 553, 560 (1993) (emphasis added).</w:t>
+        <w:t xml:space="preserve">The General Statutes state that the policy of North Carolina towards public utilities is “[t]o promote ⁠. ⁠. ⁠. economical utility service to all the citizens and residents of the State.” N.C. Gen. Stat. § 62-⁠2(a)⁠(3). Recognizing this policy of economical utility service, this Court has held that “[t]he primary purpose of the [public convenience and necessity] statute is to provide for the orderly expansion of the State’s electric generating capacity in order to create the most reliable and economical power supply possible and to avoid the costly overbuilding of generation resources.” State ex rel. Utils. Comm’n v. Empire Power Co., 112 N.C. App. 265, 278, 435 S.E.2d 553, 560 (1993) (emphasis added).</w:t>
       </w:r>
     </w:p>
     <w:p>
@@ -2315,7 +2315,7 @@
         <w:pStyle w:val="BodyText"/>
       </w:pPr>
       <w:r>
-        <w:t xml:space="preserve">One of NC WARN and The Climate Times’ experts before the Commission was Robert W. Howarth. (Ex E). Dr. Howarth is “an Earth system scientist and ecologist who has been a tenured faculty member at Cornell University . . . for the past 30 years.” (Ex E, Aff. of Howarth ¶ 1). Dr. Howarth testified by affidavit that natural gas impacts the environment, specifically global warming, in at least two (2) ways: the emission of CO2 when burned, and in the emission of methane. Id. ¶¶ 3-⁠4. Methane is 86 times more potent than CO2 as a greenhouse gas. Id. ¶ 15. When considering natural gas’s emission of both CO2 and methane, “conventional natural gas and shale gas have larger greenhouse gas footprints than coal.” Id. ¶ 16. Indeed, “[t]he total greenhouse gas footprint for conventional natural gas is approximately 1.2 times greater than that for coal,” and “[f]or shale gas, the greenhouse gas footprint is approximately 2.7 times greater than that for coal.” Id.</w:t>
+        <w:t xml:space="preserve">One of NC WARN and The Climate Times’ experts before the Commission was Robert W. Howarth. (Ex E). Dr. Howarth is “an Earth system scientist and ecologist who has been a tenured faculty member at Cornell University ⁠. ⁠. ⁠. for the past 30 years.” (Ex E, Aff. of Howarth ¶ 1). Dr. Howarth testified by affidavit that natural gas impacts the environment, specifically global warming, in at least two (2) ways: the emission of CO2 when burned, and in the emission of methane. Id. ¶¶ 3-⁠4. Methane is 86 times more potent than CO2 as a greenhouse gas. Id. ¶ 15. When considering natural gas’s emission of both CO2 and methane, “conventional natural gas and shale gas have larger greenhouse gas footprints than coal.” Id. ¶ 16. Indeed, “[t]he total greenhouse gas footprint for conventional natural gas is approximately 1.2 times greater than that for coal,” and “[f]or shale gas, the greenhouse gas footprint is approximately 2.7 times greater than that for coal.” Id.</w:t>
       </w:r>
     </w:p>
     <w:p>
@@ -2799,7 +2799,7 @@
         <w:pStyle w:val="BodyText"/>
       </w:pPr>
       <w:r>
-        <w:t xml:space="preserve">As to the $8 million estimate for sunk development costs, DEP is exercising mere speculation. DEP’s witness testified: “My estimate would be is that if we were to delay the project for two years, we would have to rework a significant amount of this development effort . . . .” (Ex R, p 46). DEP did not testify, however, that all of these development costs would be sunk, or that development work to date could not be reused.</w:t>
+        <w:t xml:space="preserve">As to the $8 million estimate for sunk development costs, DEP is exercising mere speculation. DEP’s witness testified: “My estimate would be is that if we were to delay the project for two years, we would have to rework a significant amount of this development effort ⁠. ⁠. ⁠. ⁠.” (Ex R, p 46). DEP did not testify, however, that all of these development costs would be sunk, or that development work to date could not be reused.</w:t>
       </w:r>
     </w:p>
     <w:p>
@@ -2813,7 +2813,7 @@
         <w:noBreakHyphen/>
       </w:r>
       <w:r>
-        <w:t xml:space="preserve">49). However, NC WARN and The Climate Times submitted an Affidavit from William E. Powers, a consulting and environmental engineer with over 30 years of experience in power plant operations and environmental engineering. (Ex S, ¶ 1). Mr. Powers testified that “industrial construction costs are lower in 2016 than they were in 2014,” and “[t]he current trend in plant construction costs . . . is negative.” Id. ¶ 7. Thus, “[a] 24-month delay may in fact save DEP substantial money.” Id. No evidence in the record contradicts Mr. Powers’s testimony, yet the Commission accepted DEP’s $50 million estimate without question.</w:t>
+        <w:t xml:space="preserve">49). However, NC WARN and The Climate Times submitted an Affidavit from William E. Powers, a consulting and environmental engineer with over 30 years of experience in power plant operations and environmental engineering. (Ex S, ¶ 1). Mr. Powers testified that “industrial construction costs are lower in 2016 than they were in 2014,” and “[t]he current trend in plant construction costs ⁠. ⁠. ⁠. is negative.” Id. ¶ 7. Thus, “[a] 24-month delay may in fact save DEP substantial money.” Id. No evidence in the record contradicts Mr. Powers’s testimony, yet the Commission accepted DEP’s $50 million estimate without question.</w:t>
       </w:r>
     </w:p>
     <w:p>

--- a/courts/fourth-circuit/north-carolina/state/court-of-appeals/petition-for-review/usage/OUTPUT-petition-for-review.docx
+++ b/courts/fourth-circuit/north-carolina/state/court-of-appeals/petition-for-review/usage/OUTPUT-petition-for-review.docx
@@ -142,9 +142,7 @@
         <w:t xml:space="preserve"> </w:t>
       </w:r>
       <w:r>
-        <w:t xml:space="preserve">E</w:t>
-        <w:noBreakHyphen/>
-        <w:t xml:space="preserve">2,</w:t>
+        <w:t xml:space="preserve">E-⁠2,</w:t>
       </w:r>
       <w:r>
         <w:t xml:space="preserve"> </w:t>
@@ -583,13 +581,7 @@
         <w:pStyle w:val="BodyText"/>
       </w:pPr>
       <w:r>
-        <w:t xml:space="preserve">NOW COME the Petitioners, NC WARN and The Climate Times, by and through undersigned counsel, and respectfully petition this Honorable Court, pursuant to Rule 21 of the North Carolina Rules of Appellate Procedure, to issue its writ of certiorari to review (1) the Order Granting Application in Part, with Conditions, and Denying Application in Part (“CPCN Order”) entered by the N.C. Utilities Commission (“Commission”) on 28 March 2016, (2) the Order Setting Undertaking or Bond Pursuant to G.S. 62</w:t>
-      </w:r>
-      <w:r>
-        <w:noBreakHyphen/>
-      </w:r>
-      <w:r>
-        <w:t xml:space="preserve">82(b) entered by the Commission on 8 July 2016 (“Second Bond Order”), and (3) the Order Dismissing Appeal for Failure to Comply with Bond Prerequisite on 2 August 2016 (“Dismissal Order”). In support of this petition, the Petitioners attach certified copies of all relevant pleadings and a verification of the facts as follows:</w:t>
+        <w:t xml:space="preserve">NOW COME the Petitioners, NC WARN and The Climate Times, by and through undersigned counsel, and respectfully petition this Honorable Court, pursuant to Rule 21 of the North Carolina Rules of Appellate Procedure, to issue its writ of certiorari to review (1) the Order Granting Application in Part, with Conditions, and Denying Application in Part (“CPCN Order”) entered by the N.C. Utilities Commission (“Commission”) on 28 March 2016, (2) the Order Setting Undertaking or Bond Pursuant to G.S. 62-⁠82(b) entered by the Commission on 8 July 2016 (“Second Bond Order”), and (3) the Order Dismissing Appeal for Failure to Comply with Bond Prerequisite on 2 August 2016 (“Dismissal Order”). In support of this petition, the Petitioners attach certified copies of all relevant pleadings and a verification of the facts as follows:</w:t>
       </w:r>
     </w:p>
     <w:p>
@@ -671,13 +663,7 @@
         <w:pStyle w:val="BodyText"/>
       </w:pPr>
       <w:r>
-        <w:t xml:space="preserve">DEP’s Application was not filed pursuant to the generally applicable procedure governing applications for public convenience and necessity. Instead, DEP’s Application relied upon the Mountain Energy Act of 2015, N.C. Sess. Law 2015</w:t>
-      </w:r>
-      <w:r>
-        <w:noBreakHyphen/>
-      </w:r>
-      <w:r>
-        <w:t xml:space="preserve">110. The Act allows for an “expedited decision on an application for a certificate to construct a generating facility that uses natural gas as the primary fuel.” Id. § 1. The Act states that DEP must provide thirty (30) days’ notice of its intent to file an application; that the Commission may hold only one (1) public hearing on the application; and that the Commission must render its decision on the application within forty-five (45) days of the application. Id.</w:t>
+        <w:t xml:space="preserve">DEP’s Application was not filed pursuant to the generally applicable procedure governing applications for public convenience and necessity. Instead, DEP’s Application relied upon the Mountain Energy Act of 2015, N.C. Sess. Law 2015-⁠110. The Act allows for an “expedited decision on an application for a certificate to construct a generating facility that uses natural gas as the primary fuel.” Id. § 1. The Act states that DEP must provide thirty (30) days’ notice of its intent to file an application; that the Commission may hold only one (1) public hearing on the application; and that the Commission must render its decision on the application within forty-five (45) days of the application. Id.</w:t>
       </w:r>
     </w:p>
     <w:p>
@@ -685,13 +671,7 @@
         <w:pStyle w:val="BodyText"/>
       </w:pPr>
       <w:r>
-        <w:t xml:space="preserve">On 18 December 2015, the Commission entered an Order Scheduling Public Hearing and Requesting Investigation and Report by the Public Staff. (Ex B, p 1). NC WARN and The Climate Times filed a joint Motion to Intervene on 21 December 2015, and the Commission granted the Motion to Intervene on 20 January 2016. Also on 21 December 2015, NC WARN and The Climate Times filed a Motion for Evidentiary Hearing. (Ex C, p 3). The Motion for Evidentiary Hearing proposed several methods of conducting the litigation to allow for meaningful discovery and fact-finding in light of the expedited process required by the Mountain Energy Act. Id. at 3</w:t>
-      </w:r>
-      <w:r>
-        <w:noBreakHyphen/>
-      </w:r>
-      <w:r>
-        <w:t xml:space="preserve">6. However, in an Order of 15 January 2016, the Commission denied the Motion for Evidentiary Hearing. (Ex D, p 5).</w:t>
+        <w:t xml:space="preserve">On 18 December 2015, the Commission entered an Order Scheduling Public Hearing and Requesting Investigation and Report by the Public Staff. (Ex B, p 1). NC WARN and The Climate Times filed a joint Motion to Intervene on 21 December 2015, and the Commission granted the Motion to Intervene on 20 January 2016. Also on 21 December 2015, NC WARN and The Climate Times filed a Motion for Evidentiary Hearing. (Ex C, p 3). The Motion for Evidentiary Hearing proposed several methods of conducting the litigation to allow for meaningful discovery and fact-finding in light of the expedited process required by the Mountain Energy Act. Id. at 3-⁠6. However, in an Order of 15 January 2016, the Commission denied the Motion for Evidentiary Hearing. (Ex D, p 5).</w:t>
       </w:r>
     </w:p>
     <w:p>
@@ -707,13 +687,7 @@
         <w:pStyle w:val="BodyText"/>
       </w:pPr>
       <w:r>
-        <w:t xml:space="preserve">The Commission, on 28 March 2016, entered an Order Granting Application in Part, with Conditions, and Denying Application in Part (“CPCN Order”). (Ex F, p 1). The Commission’s CPCN Order granted DEP’s Application for the two (2) 280 MW units but denied the request for the additional 192 MW unit. Id. at 43</w:t>
-      </w:r>
-      <w:r>
-        <w:noBreakHyphen/>
-      </w:r>
-      <w:r>
-        <w:t xml:space="preserve">44.</w:t>
+        <w:t xml:space="preserve">The Commission, on 28 March 2016, entered an Order Granting Application in Part, with Conditions, and Denying Application in Part (“CPCN Order”). (Ex F, p 1). The Commission’s CPCN Order granted DEP’s Application for the two (2) 280 MW units but denied the request for the additional 192 MW unit. Id. at 43-⁠44.</w:t>
       </w:r>
     </w:p>
     <w:p>
@@ -761,19 +735,7 @@
         <w:pStyle w:val="BodyText"/>
       </w:pPr>
       <w:r>
-        <w:t xml:space="preserve">On 10 May 2016, the Commission entered an Order Setting Undertaking or Bond Pursuant to G.S. 62</w:t>
-      </w:r>
-      <w:r>
-        <w:noBreakHyphen/>
-      </w:r>
-      <w:r>
-        <w:t xml:space="preserve">82(b) (“First Bond Order”). (Ex J, p 1). In its First Bond Order, the Commission acknowledged that it was “not aware of any case in which the Commission has determined the amount of a bond or undertaking pursuant to G.S. 62</w:t>
-      </w:r>
-      <w:r>
-        <w:noBreakHyphen/>
-      </w:r>
-      <w:r>
-        <w:t xml:space="preserve">82(b).” Id. at 4 n.1. Nonetheless, the Commission required a bond or undertaking of $10,000,000.00. Id. at 7. The Commission also stated that, by September 1, 2016, DEP must state whether an appeal will cause delays in the beginning of construction. Id. However, it goes without saying that the Petitioners could not afford a $10,000,000.00 bond, and could not honestly sign an undertaking representing the ability to pay $10,000,000.00 in damages. Thus, the Commission’s First Bond Order was tantamount to dismissing any appeal of the CPCN Order.</w:t>
+        <w:t xml:space="preserve">On 10 May 2016, the Commission entered an Order Setting Undertaking or Bond Pursuant to G.S. 62-⁠82(b) (“First Bond Order”). (Ex J, p 1). In its First Bond Order, the Commission acknowledged that it was “not aware of any case in which the Commission has determined the amount of a bond or undertaking pursuant to G.S. 62-⁠82(b).” Id. at 4 n.1. Nonetheless, the Commission required a bond or undertaking of $10,000,000.00. Id. at 7. The Commission also stated that, by September 1, 2016, DEP must state whether an appeal will cause delays in the beginning of construction. Id. However, it goes without saying that the Petitioners could not afford a $10,000,000.00 bond, and could not honestly sign an undertaking representing the ability to pay $10,000,000.00 in damages. Thus, the Commission’s First Bond Order was tantamount to dismissing any appeal of the CPCN Order.</w:t>
       </w:r>
     </w:p>
     <w:p>
@@ -781,13 +743,7 @@
         <w:pStyle w:val="BodyText"/>
       </w:pPr>
       <w:r>
-        <w:t xml:space="preserve">On 23 May 2016, NC WARN and The Climate Times filed with this Court a Petition for Writ of Certiorari requesting that the First Bond Order be reviewed and reversed. (Ex K, pp 1</w:t>
-      </w:r>
-      <w:r>
-        <w:noBreakHyphen/>
-      </w:r>
-      <w:r>
-        <w:t xml:space="preserve">2). In an effort to ensure that all appellate deadlines were met, Petitioners, on 27 May 2016, filed a Notice of Appeal and Exceptions as to both the CPCN Order and First Bond Order without any bond or undertaking. (Ex L, p 2).</w:t>
+        <w:t xml:space="preserve">On 23 May 2016, NC WARN and The Climate Times filed with this Court a Petition for Writ of Certiorari requesting that the First Bond Order be reviewed and reversed. (Ex K, pp 1-⁠2). In an effort to ensure that all appellate deadlines were met, Petitioners, on 27 May 2016, filed a Notice of Appeal and Exceptions as to both the CPCN Order and First Bond Order without any bond or undertaking. (Ex L, p 2).</w:t>
       </w:r>
     </w:p>
     <w:p>
@@ -835,13 +791,7 @@
         <w:pStyle w:val="BodyText"/>
       </w:pPr>
       <w:r>
-        <w:t xml:space="preserve">On 8 July 2016, the Commission entered an Order Setting Undertaking or Bond Pursuant to G.S. 62</w:t>
-      </w:r>
-      <w:r>
-        <w:noBreakHyphen/>
-      </w:r>
-      <w:r>
-        <w:t xml:space="preserve">82(b) (“Second Bond Order”). (Ex T). The Second Bond Order required that NC WARN and The Climate Times post a bond of $98 million within five (5) days. Id. at 28. Obviously the Petitioners could not afford a $98,000,000.00 bond or undertaking, so no bond or undertaking was filed within the 5-day deadline.</w:t>
+        <w:t xml:space="preserve">On 8 July 2016, the Commission entered an Order Setting Undertaking or Bond Pursuant to G.S. 62-⁠82(b) (“Second Bond Order”). (Ex T). The Second Bond Order required that NC WARN and The Climate Times post a bond of $98 million within five (5) days. Id. at 28. Obviously the Petitioners could not afford a $98,000,000.00 bond or undertaking, so no bond or undertaking was filed within the 5-day deadline.</w:t>
       </w:r>
     </w:p>
     <w:p>
@@ -857,13 +807,7 @@
         <w:pStyle w:val="BodyText"/>
       </w:pPr>
       <w:r>
-        <w:t xml:space="preserve">In their Reply, Petitioners argued that the Second Bond Order was unconstitutional and unsupported by substantial evidence, and therefore should not be the basis for dismissal of any appeal. Id. §§ 17, 21</w:t>
-      </w:r>
-      <w:r>
-        <w:noBreakHyphen/>
-      </w:r>
-      <w:r>
-        <w:t xml:space="preserve">22. The Reply also indicated that Petitioners planned to challenge the Second Bond Order in this Court and therefore recommended that the Commission reserve judgment on the Renewed Motion to Dismiss until the appeal of the Second Bond Order concluded. Id. § 23.</w:t>
+        <w:t xml:space="preserve">In their Reply, Petitioners argued that the Second Bond Order was unconstitutional and unsupported by substantial evidence, and therefore should not be the basis for dismissal of any appeal. Id. §§ 17, 21-⁠22. The Reply also indicated that Petitioners planned to challenge the Second Bond Order in this Court and therefore recommended that the Commission reserve judgment on the Renewed Motion to Dismiss until the appeal of the Second Bond Order concluded. Id. § 23.</w:t>
       </w:r>
     </w:p>
     <w:p>
@@ -1201,13 +1145,7 @@
         <w:pStyle w:val="BodyText"/>
       </w:pPr>
       <w:r>
-        <w:t xml:space="preserve">The CPCN Order should be reviewed and reversed for at least four (4) reasons: (a) there is no evidence in the record that DEP needs 560 MW of new natural gas-fired units in the Asheville area; (b) the Commission failed to make adequate findings of fact concerning how natural gas supply is highly uncertain, and therefore construction of the new units is putting DEP’s customers at a higher risk of outages and price spikes; (c) the Commission failed to consider arguments concerning how methane emissions from natural gas poses an extreme risk to the environment; and (d) the Mountain Energy Act of 2015, N.C. Sess. Law 2015</w:t>
-      </w:r>
-      <w:r>
-        <w:noBreakHyphen/>
-      </w:r>
-      <w:r>
-        <w:t xml:space="preserve">110 is unconstitutional.</w:t>
+        <w:t xml:space="preserve">The CPCN Order should be reviewed and reversed for at least four (4) reasons: (a) there is no evidence in the record that DEP needs 560 MW of new natural gas-fired units in the Asheville area; (b) the Commission failed to make adequate findings of fact concerning how natural gas supply is highly uncertain, and therefore construction of the new units is putting DEP’s customers at a higher risk of outages and price spikes; (c) the Commission failed to consider arguments concerning how methane emissions from natural gas poses an extreme risk to the environment; and (d) the Mountain Energy Act of 2015, N.C. Sess. Law 2015-⁠110 is unconstitutional.</w:t>
       </w:r>
     </w:p>
     <w:p>
@@ -1611,13 +1549,7 @@
         <w:pStyle w:val="BodyText"/>
       </w:pPr>
       <w:r>
-        <w:t xml:space="preserve">“Before awarding a certificate, the Commission must comply with section 62</w:t>
-      </w:r>
-      <w:r>
-        <w:noBreakHyphen/>
-      </w:r>
-      <w:r>
-        <w:t xml:space="preserve">110.1 which requires a showing of public convenience and necessity by the applicant.” State ex rel. Utils. Comm’n v. Empire Power Co., 112 N.C. App. 265, 278, 435 S.E.2d 553, 560 (1993) (emphasis in original). In assessing this need, the Commission shall consider the “applicant’s arrangements with other electric utilities for interchange of power, pooling of plant, purchase of power and other methods for providing reliable, efficient, and economical electric service.” N.C. Gen. Stat. § 62-⁠110.1(d). The Commission must “avoid the costly overbuilding of generation resources.” Empire Power Co., 112 N.C. App. at 278, 435 S.E.2d at 560 (emphasis added).</w:t>
+        <w:t xml:space="preserve">“Before awarding a certificate, the Commission must comply with section 62-⁠110.1 which requires a showing of public convenience and necessity by the applicant.” State ex rel. Utils. Comm’n v. Empire Power Co., 112 N.C. App. 265, 278, 435 S.E.2d 553, 560 (1993) (emphasis in original). In assessing this need, the Commission shall consider the “applicant’s arrangements with other electric utilities for interchange of power, pooling of plant, purchase of power and other methods for providing reliable, efficient, and economical electric service.” N.C. Gen. Stat. § 62-⁠110.1(d). The Commission must “avoid the costly overbuilding of generation resources.” Empire Power Co., 112 N.C. App. at 278, 435 S.E.2d at 560 (emphasis added).</w:t>
       </w:r>
     </w:p>
     <w:p>
@@ -1633,13 +1565,7 @@
         <w:pStyle w:val="BodyText"/>
       </w:pPr>
       <w:r>
-        <w:t xml:space="preserve">But even assuming DEP has need for additional capacity, Mr. Powers identified numerous means to create the additional capacity without the construction of these expensive natural gas-fired units: “Distributed generation, demand response (DR), energy efficiency (EE), combined heat and power (CHP), purchased power and solar should be relied upon to displace fossil fuel generation in the Duke Energy Progress Western (DEP-West) North Carolina region over the next 10</w:t>
-      </w:r>
-      <w:r>
-        <w:noBreakHyphen/>
-      </w:r>
-      <w:r>
-        <w:t xml:space="preserve">15 years.” Id. ¶ 14. Indeed, a participant to the Commission docket, Columbia Energy, LLC, asserted that it has an existing natural gas-fired unit that can provide 523 MW of capacity and energy to DEP annually. Id. ¶ 16. The General Statutes expressly state that these alternatives to constructing new power plants are highly relevant. N.C. Gen. Stat. § 62-⁠110.1(d).</w:t>
+        <w:t xml:space="preserve">But even assuming DEP has need for additional capacity, Mr. Powers identified numerous means to create the additional capacity without the construction of these expensive natural gas-fired units: “Distributed generation, demand response (DR), energy efficiency (EE), combined heat and power (CHP), purchased power and solar should be relied upon to displace fossil fuel generation in the Duke Energy Progress Western (DEP-West) North Carolina region over the next 10-⁠15 years.” Id. ¶ 14. Indeed, a participant to the Commission docket, Columbia Energy, LLC, asserted that it has an existing natural gas-fired unit that can provide 523 MW of capacity and energy to DEP annually. Id. ¶ 16. The General Statutes expressly state that these alternatives to constructing new power plants are highly relevant. N.C. Gen. Stat. § 62-⁠110.1(d).</w:t>
       </w:r>
     </w:p>
     <w:p>
@@ -2501,13 +2427,7 @@
         <w:pStyle w:val="BodyText"/>
       </w:pPr>
       <w:r>
-        <w:t xml:space="preserve">In its Application, DEP was exempt by the Mountain Energy Act of 2015, N.C. Sess. Law 2015</w:t>
-      </w:r>
-      <w:r>
-        <w:noBreakHyphen/>
-      </w:r>
-      <w:r>
-        <w:t xml:space="preserve">110, from complying with the typical Commission process for certificates of public convenience and necessity. The Act allows for an “expedited decision on an application for a certificate to construct a generating facility that uses natural gas as the primary fuel.” Id. § 1. The Act states that DEP must provide thirty (30) days’ notice of its intent to file an application; that the Commission may hold only one (1) public hearing on the application; and that the Commission must render its decision on the application within forty-five (45) days of the application. Id.</w:t>
+        <w:t xml:space="preserve">In its Application, DEP was exempt by the Mountain Energy Act of 2015, N.C. Sess. Law 2015-⁠110, from complying with the typical Commission process for certificates of public convenience and necessity. The Act allows for an “expedited decision on an application for a certificate to construct a generating facility that uses natural gas as the primary fuel.” Id. § 1. The Act states that DEP must provide thirty (30) days’ notice of its intent to file an application; that the Commission may hold only one (1) public hearing on the application; and that the Commission must render its decision on the application within forty-five (45) days of the application. Id.</w:t>
       </w:r>
     </w:p>
     <w:p>
@@ -2515,13 +2435,7 @@
         <w:pStyle w:val="BodyText"/>
       </w:pPr>
       <w:r>
-        <w:t xml:space="preserve">The construction of these new facilities is a complex process involving over a billion dollars of ratepayer money—thorough deliberation is therefore essential. NC WARN and The Climate Times sought, but the Commission declined to allow, sufficient time to perform this deliberation. On 21 December 2015, NC WARN and The Climate Times filed a Motion for Evidentiary Hearing. (Ex C, p 3). The Motion for Evidentiary Hearing proposed several methods of conducting the litigation to allow for meaningful discovery and fact-finding in light of the expedited process required by the Mountain Energy Act. Id. at 3</w:t>
-      </w:r>
-      <w:r>
-        <w:noBreakHyphen/>
-      </w:r>
-      <w:r>
-        <w:t xml:space="preserve">6. However, in an Order of 15 January 2016, the Commission denied the Motion for Evidentiary Hearing. (Ex D, p 5). Despite DEP’s application not being filed until 15 January 2016, the Commission issued a notice of its decision a mere few weeks later, on 29 February 2016.</w:t>
+        <w:t xml:space="preserve">The construction of these new facilities is a complex process involving over a billion dollars of ratepayer money—thorough deliberation is therefore essential. NC WARN and The Climate Times sought, but the Commission declined to allow, sufficient time to perform this deliberation. On 21 December 2015, NC WARN and The Climate Times filed a Motion for Evidentiary Hearing. (Ex C, p 3). The Motion for Evidentiary Hearing proposed several methods of conducting the litigation to allow for meaningful discovery and fact-finding in light of the expedited process required by the Mountain Energy Act. Id. at 3-⁠6. However, in an Order of 15 January 2016, the Commission denied the Motion for Evidentiary Hearing. (Ex D, p 5). Despite DEP’s application not being filed until 15 January 2016, the Commission issued a notice of its decision a mere few weeks later, on 29 February 2016.</w:t>
       </w:r>
     </w:p>
     <w:p>
@@ -2545,13 +2459,7 @@
         <w:pStyle w:val="BodyText"/>
       </w:pPr>
       <w:r>
-        <w:t xml:space="preserve">In re Certificate of Need for Aston Park Hosp., 282 N.C. 542, 549</w:t>
-      </w:r>
-      <w:r>
-        <w:noBreakHyphen/>
-      </w:r>
-      <w:r>
-        <w:t xml:space="preserve">50, 193 S.E.2d 729, 734 (1973) (internal citation omitted).</w:t>
+        <w:t xml:space="preserve">In re Certificate of Need for Aston Park Hosp., 282 N.C. 542, 549-⁠50, 193 S.E.2d 729, 734 (1973) (internal citation omitted).</w:t>
       </w:r>
     </w:p>
     <w:p>
@@ -2559,13 +2467,7 @@
         <w:pStyle w:val="BodyText"/>
       </w:pPr>
       <w:r>
-        <w:t xml:space="preserve">Thus, the process governing applications for certificates of public convenience and necessity reflect our State’s policy that monopolies are allowed only when highly regulated. “[B]ecause a public utility is a legally regulated monopoly, ‘[m]any of the basic principles of the Free Enterprise System, which govern the operations of and the charges by industrial and commercial corporations and those of the corner grocery store, have no application to the regulation of the service or charges of a utility company.’” State ex rel. Utils. Comm’n v. Edmisten, 294 N.C. 598, 610, 242 S.E.2d 862, 870 (1978) (citing Utils. Comm’n v. Gen. Tel. Co., 281 N.C. 318, 335, 189 S.E.2d 705, 716</w:t>
-      </w:r>
-      <w:r>
-        <w:noBreakHyphen/>
-      </w:r>
-      <w:r>
-        <w:t xml:space="preserve">17 (1972)). “The reason for strict regulation of public utilities is that they are either monopolies by nature or given the security of monopolistic authority for better service to the public. The public is best served in many circumstances where destructive competition has been removed and the utility is a regulated monopoly.” State ex rel. Utils. Comm’n v. Carolina Coach Co., 260 N.C. 43, 51, 132 S.E.2d 249, 254 (1963).</w:t>
+        <w:t xml:space="preserve">Thus, the process governing applications for certificates of public convenience and necessity reflect our State’s policy that monopolies are allowed only when highly regulated. “[B]ecause a public utility is a legally regulated monopoly, ‘[m]any of the basic principles of the Free Enterprise System, which govern the operations of and the charges by industrial and commercial corporations and those of the corner grocery store, have no application to the regulation of the service or charges of a utility company.’” State ex rel. Utils. Comm’n v. Edmisten, 294 N.C. 598, 610, 242 S.E.2d 862, 870 (1978) (citing Utils. Comm’n v. Gen. Tel. Co., 281 N.C. 318, 335, 189 S.E.2d 705, 716-⁠17 (1972)). “The reason for strict regulation of public utilities is that they are either monopolies by nature or given the security of monopolistic authority for better service to the public. The public is best served in many circumstances where destructive competition has been removed and the utility is a regulated monopoly.” State ex rel. Utils. Comm’n v. Carolina Coach Co., 260 N.C. 43, 51, 132 S.E.2d 249, 254 (1963).</w:t>
       </w:r>
     </w:p>
     <w:p>
@@ -2739,19 +2641,7 @@
         <w:pStyle w:val="XdQuoteOnly"/>
       </w:pPr>
       <w:r>
-        <w:t xml:space="preserve">Any party or parties opposing, and appealing from, an order of the Commission which awards a certificate under G.S. 62</w:t>
-      </w:r>
-      <w:r>
-        <w:noBreakHyphen/>
-      </w:r>
-      <w:r>
-        <w:t xml:space="preserve">110.1 shall be obligated to recompense the party to whom the certificate is awarded, if such award is affirmed upon appeal, for the damages, if any, which such party sustains by reason of the delay in beginning the construction of the facility which is occasioned by the appeal, such damages to be measured by the increase in the cost of such generating facility (excluding legal fees, court costs, and other expenses incurred in connection with the appeal). No appeal from any order of the Commission which awards any such certificate may be taken by any party opposing such award unless, within the time limit for filing notice of appeal as provided for in G.S. 62</w:t>
-      </w:r>
-      <w:r>
-        <w:noBreakHyphen/>
-      </w:r>
-      <w:r>
-        <w:t xml:space="preserve">90, such party shall have filed with the Commission a bond with sureties approved by the Commission, or an undertaking approved by the Commission, in such amount as the Commission determines will be reasonably sufficient to discharge the obligation hereinabove imposed upon such appealing party.</w:t>
+        <w:t xml:space="preserve">Any party or parties opposing, and appealing from, an order of the Commission which awards a certificate under G.S. 62-⁠110.1 shall be obligated to recompense the party to whom the certificate is awarded, if such award is affirmed upon appeal, for the damages, if any, which such party sustains by reason of the delay in beginning the construction of the facility which is occasioned by the appeal, such damages to be measured by the increase in the cost of such generating facility (excluding legal fees, court costs, and other expenses incurred in connection with the appeal). No appeal from any order of the Commission which awards any such certificate may be taken by any party opposing such award unless, within the time limit for filing notice of appeal as provided for in G.S. 62-⁠90, such party shall have filed with the Commission a bond with sureties approved by the Commission, or an undertaking approved by the Commission, in such amount as the Commission determines will be reasonably sufficient to discharge the obligation hereinabove imposed upon such appealing party.</w:t>
       </w:r>
     </w:p>
     <w:p>
@@ -2807,13 +2697,7 @@
         <w:pStyle w:val="BodyText"/>
       </w:pPr>
       <w:r>
-        <w:t xml:space="preserve">Also unsupported is the $50 million estimate for increased project costs for the increased cost of labor and materials. DEP arrived at this number by assuming a 2.5 percent annual cost escalation over a 2-year appellate delay. (Ex R, p 48</w:t>
-      </w:r>
-      <w:r>
-        <w:noBreakHyphen/>
-      </w:r>
-      <w:r>
-        <w:t xml:space="preserve">49). However, NC WARN and The Climate Times submitted an Affidavit from William E. Powers, a consulting and environmental engineer with over 30 years of experience in power plant operations and environmental engineering. (Ex S, ¶ 1). Mr. Powers testified that “industrial construction costs are lower in 2016 than they were in 2014,” and “[t]he current trend in plant construction costs ⁠. ⁠. ⁠. is negative.” Id. ¶ 7. Thus, “[a] 24-month delay may in fact save DEP substantial money.” Id. No evidence in the record contradicts Mr. Powers’s testimony, yet the Commission accepted DEP’s $50 million estimate without question.</w:t>
+        <w:t xml:space="preserve">Also unsupported is the $50 million estimate for increased project costs for the increased cost of labor and materials. DEP arrived at this number by assuming a 2.5 percent annual cost escalation over a 2-year appellate delay. (Ex R, p 48-⁠49). However, NC WARN and The Climate Times submitted an Affidavit from William E. Powers, a consulting and environmental engineer with over 30 years of experience in power plant operations and environmental engineering. (Ex S, ¶ 1). Mr. Powers testified that “industrial construction costs are lower in 2016 than they were in 2014,” and “[t]he current trend in plant construction costs ⁠. ⁠. ⁠. is negative.” Id. ¶ 7. Thus, “[a] 24-month delay may in fact save DEP substantial money.” Id. No evidence in the record contradicts Mr. Powers’s testimony, yet the Commission accepted DEP’s $50 million estimate without question.</w:t>
       </w:r>
     </w:p>
     <w:p>
@@ -2973,13 +2857,7 @@
         <w:pStyle w:val="BodyText"/>
       </w:pPr>
       <w:r>
-        <w:t xml:space="preserve">On 2 August 2016, the Commission dismissed the Petitioners’ 27 May 2016 Notice of Appeal and Exceptions challenging the CPCN Order. (Ex X). The entire basis for the Dismissal Order was that NC WARN and The Climate Times did not post a $98 million bond or undertaking. Id. at 5</w:t>
-      </w:r>
-      <w:r>
-        <w:noBreakHyphen/>
-      </w:r>
-      <w:r>
-        <w:t xml:space="preserve">6. However, as discussed above, the Second Bond Order that required the $98 million bond is unsupported by record evidence and unconstitutional. Thus, the Second Bond Order should not be the basis for dismissing any appeal.</w:t>
+        <w:t xml:space="preserve">On 2 August 2016, the Commission dismissed the Petitioners’ 27 May 2016 Notice of Appeal and Exceptions challenging the CPCN Order. (Ex X). The entire basis for the Dismissal Order was that NC WARN and The Climate Times did not post a $98 million bond or undertaking. Id. at 5-⁠6. However, as discussed above, the Second Bond Order that required the $98 million bond is unsupported by record evidence and unconstitutional. Thus, the Second Bond Order should not be the basis for dismissing any appeal.</w:t>
       </w:r>
     </w:p>
     <w:p>
@@ -3251,13 +3129,7 @@
         <w:t xml:space="preserve"> </w:t>
       </w:r>
       <w:r>
-        <w:t xml:space="preserve">Order Setting Undertaking or Bond Pursuant to G.S. 62</w:t>
-      </w:r>
-      <w:r>
-        <w:noBreakHyphen/>
-      </w:r>
-      <w:r>
-        <w:t xml:space="preserve">82(b) (“First Bond Order”) [10 May 2016]</w:t>
+        <w:t xml:space="preserve">Order Setting Undertaking or Bond Pursuant to G.S. 62-⁠82(b) (“First Bond Order”) [10 May 2016]</w:t>
       </w:r>
     </w:p>
     <w:p>
@@ -3497,13 +3369,7 @@
         <w:t xml:space="preserve"> </w:t>
       </w:r>
       <w:r>
-        <w:t xml:space="preserve">Order Setting Undertaking or Bond Pursuant to G.S. 62</w:t>
-      </w:r>
-      <w:r>
-        <w:noBreakHyphen/>
-      </w:r>
-      <w:r>
-        <w:t xml:space="preserve">82(b) of 8 June 2016 (“Second Bond Order”) [8 July 2016]</w:t>
+        <w:t xml:space="preserve">Order Setting Undertaking or Bond Pursuant to G.S. 62-⁠82(b) of 8 June 2016 (“Second Bond Order”) [8 July 2016]</w:t>
       </w:r>
     </w:p>
     <w:p>
@@ -4302,9 +4168,7 @@
               <w:t xml:space="preserve"> </w:t>
             </w:r>
             <w:r>
-              <w:t xml:space="preserve">754</w:t>
-              <w:noBreakHyphen/>
-              <w:t xml:space="preserve">1600</w:t>
+              <w:t xml:space="preserve">754-⁠1600</w:t>
             </w:r>
             <w:r>
               <w:t xml:space="preserve"> </w:t>
@@ -4332,9 +4196,7 @@
               <w:t xml:space="preserve"> </w:t>
             </w:r>
             <w:r>
-              <w:t xml:space="preserve">573</w:t>
-              <w:noBreakHyphen/>
-              <w:t xml:space="preserve">4252</w:t>
+              <w:t xml:space="preserve">573-⁠4252</w:t>
             </w:r>
             <w:r>
               <w:t xml:space="preserve"> </w:t>
@@ -4484,9 +4346,7 @@
               <w:t xml:space="preserve"> </w:t>
             </w:r>
             <w:r>
-              <w:t xml:space="preserve">942</w:t>
-              <w:noBreakHyphen/>
-              <w:t xml:space="preserve">0600</w:t>
+              <w:t xml:space="preserve">942-⁠0600</w:t>
             </w:r>
             <w:r>
               <w:t xml:space="preserve"> </w:t>
@@ -5316,9 +5176,7 @@
               <w:t xml:space="preserve"> </w:t>
             </w:r>
             <w:r>
-              <w:t xml:space="preserve">754</w:t>
-              <w:noBreakHyphen/>
-              <w:t xml:space="preserve">1600</w:t>
+              <w:t xml:space="preserve">754-⁠1600</w:t>
             </w:r>
             <w:r>
               <w:t xml:space="preserve"> </w:t>
@@ -5346,9 +5204,7 @@
               <w:t xml:space="preserve"> </w:t>
             </w:r>
             <w:r>
-              <w:t xml:space="preserve">573</w:t>
-              <w:noBreakHyphen/>
-              <w:t xml:space="preserve">4252</w:t>
+              <w:t xml:space="preserve">573-⁠4252</w:t>
             </w:r>
             <w:r>
               <w:t xml:space="preserve"> </w:t>
@@ -5941,9 +5797,7 @@
               <w:t xml:space="preserve"> </w:t>
             </w:r>
             <w:r>
-              <w:t xml:space="preserve">27699</w:t>
-              <w:noBreakHyphen/>
-              <w:t xml:space="preserve">4300</w:t>
+              <w:t xml:space="preserve">27699-⁠4300</w:t>
             </w:r>
           </w:p>
           <w:p>
@@ -6100,9 +5954,7 @@
               <w:t xml:space="preserve"> </w:t>
             </w:r>
             <w:r>
-              <w:t xml:space="preserve">27602</w:t>
-              <w:noBreakHyphen/>
-              <w:t xml:space="preserve">1551</w:t>
+              <w:t xml:space="preserve">27602-⁠1551</w:t>
             </w:r>
           </w:p>
           <w:p>
@@ -6253,9 +6105,7 @@
               <w:t xml:space="preserve"> </w:t>
             </w:r>
             <w:r>
-              <w:t xml:space="preserve">27699</w:t>
-              <w:noBreakHyphen/>
-              <w:t xml:space="preserve">4300</w:t>
+              <w:t xml:space="preserve">27699-⁠4300</w:t>
             </w:r>
           </w:p>
           <w:p>
@@ -6545,9 +6395,7 @@
               <w:t xml:space="preserve"> </w:t>
             </w:r>
             <w:r>
-              <w:t xml:space="preserve">27699</w:t>
-              <w:noBreakHyphen/>
-              <w:t xml:space="preserve">4300</w:t>
+              <w:t xml:space="preserve">27699-⁠4300</w:t>
             </w:r>
           </w:p>
           <w:p>
@@ -6873,9 +6721,7 @@
               <w:t xml:space="preserve"> </w:t>
             </w:r>
             <w:r>
-              <w:t xml:space="preserve">27516</w:t>
-              <w:noBreakHyphen/>
-              <w:t xml:space="preserve">2356</w:t>
+              <w:t xml:space="preserve">27516-⁠2356</w:t>
             </w:r>
           </w:p>
           <w:p>
@@ -7416,9 +7262,7 @@
               <w:t xml:space="preserve"> </w:t>
             </w:r>
             <w:r>
-              <w:t xml:space="preserve">27609</w:t>
-              <w:noBreakHyphen/>
-              <w:t xml:space="preserve">6622</w:t>
+              <w:t xml:space="preserve">27609-⁠6622</w:t>
             </w:r>
           </w:p>
           <w:p>
@@ -7615,9 +7459,7 @@
               <w:t xml:space="preserve"> </w:t>
             </w:r>
             <w:r>
-              <w:t xml:space="preserve">27602</w:t>
-              <w:noBreakHyphen/>
-              <w:t xml:space="preserve">1351</w:t>
+              <w:t xml:space="preserve">27602-⁠1351</w:t>
             </w:r>
           </w:p>
           <w:p>
@@ -8421,9 +8263,7 @@
               <w:t xml:space="preserve"> </w:t>
             </w:r>
             <w:r>
-              <w:t xml:space="preserve">754</w:t>
-              <w:noBreakHyphen/>
-              <w:t xml:space="preserve">1600</w:t>
+              <w:t xml:space="preserve">754-⁠1600</w:t>
             </w:r>
             <w:r>
               <w:t xml:space="preserve"> </w:t>
@@ -8451,9 +8291,7 @@
               <w:t xml:space="preserve"> </w:t>
             </w:r>
             <w:r>
-              <w:t xml:space="preserve">573</w:t>
-              <w:noBreakHyphen/>
-              <w:t xml:space="preserve">4252</w:t>
+              <w:t xml:space="preserve">573-⁠4252</w:t>
             </w:r>
             <w:r>
               <w:t xml:space="preserve"> </w:t>
@@ -9184,7 +9022,7 @@
     <w:qFormat/>
     <w:pPr>
       <w:keepLines/>
-      <w:spacing w:before="0" w:after="140" w:line="276" w:lineRule="exact"/>
+      <w:spacing w:before="46" w:after="140" w:line="276" w:lineRule="exact"/>
     </w:pPr>
     <w:rPr>
       <w:sz w:val="24"/>
